--- a/docs/Короткие_инструкции/docx/S3_Как_запустить_режим_автономной_навигации_по_карте_для_симуляции.docx
+++ b/docs/Короткие_инструкции/docx/S3_Как_запустить_режим_автономной_навигации_по_карте_для_симуляции.docx
@@ -38,7 +38,7 @@
         <w:bidi w:val="0"/>
         <w:rPr>
           <w:rFonts w:hint="default"/>
-          <w:lang w:val="en-US"/>
+          <w:lang w:val="ru-RU"/>
         </w:rPr>
       </w:pPr>
       <w:r>
@@ -104,6 +104,81 @@
         </w:rPr>
         <w:t xml:space="preserve"> Gazebo</w:t>
       </w:r>
+      <w:r>
+        <w:rPr>
+          <w:rFonts w:hint="default"/>
+          <w:lang w:val="ru-RU"/>
+        </w:rPr>
+        <w:t xml:space="preserve"> (шаг [S3])</w:t>
+      </w:r>
+    </w:p>
+    <w:p>
+      <w:pPr>
+        <w:bidi w:val="0"/>
+        <w:rPr>
+          <w:rFonts w:hint="default"/>
+          <w:lang w:val="ru-RU"/>
+        </w:rPr>
+      </w:pPr>
+      <w:r>
+        <w:rPr>
+          <w:rFonts w:hint="default"/>
+          <w:b/>
+          <w:bCs/>
+          <w:lang w:val="ru-RU"/>
+        </w:rPr>
+        <w:t>Цель:</w:t>
+      </w:r>
+      <w:r>
+        <w:rPr>
+          <w:rFonts w:hint="default"/>
+          <w:lang w:val="ru-RU"/>
+        </w:rPr>
+        <w:t xml:space="preserve"> Запустить локализацию и автономную навигацию виртуальной модели робота jetbot_mirea в среде Gazebo с использованием заранее созданной карты. Робот сможет самостоятельно перемещаться в заданные точки.</w:t>
+      </w:r>
+    </w:p>
+    <w:p>
+      <w:pPr>
+        <w:bidi w:val="0"/>
+        <w:rPr>
+          <w:rFonts w:hint="default"/>
+          <w:lang w:val="ru-RU"/>
+        </w:rPr>
+      </w:pPr>
+    </w:p>
+    <w:p>
+      <w:pPr>
+        <w:bidi w:val="0"/>
+        <w:rPr>
+          <w:rFonts w:hint="default"/>
+          <w:lang w:val="ru-RU"/>
+        </w:rPr>
+      </w:pPr>
+      <w:r>
+        <w:rPr>
+          <w:rFonts w:hint="default"/>
+          <w:b/>
+          <w:bCs/>
+          <w:lang w:val="ru-RU"/>
+        </w:rPr>
+        <w:t>Важно:</w:t>
+      </w:r>
+      <w:r>
+        <w:rPr>
+          <w:rFonts w:hint="default"/>
+          <w:lang w:val="ru-RU"/>
+        </w:rPr>
+        <w:t xml:space="preserve"> Текущие параметры конфигурации не оптимизированы и служат лишь для демонстрации базовой работоспособности системы. Для реальных задач необходима дополнительная настройка.</w:t>
+      </w:r>
+    </w:p>
+    <w:p>
+      <w:pPr>
+        <w:bidi w:val="0"/>
+        <w:rPr>
+          <w:rFonts w:hint="default"/>
+          <w:lang w:val="ru-RU"/>
+        </w:rPr>
+      </w:pPr>
     </w:p>
     <w:p>
       <w:pPr>
@@ -119,244 +194,7 @@
           <w:rFonts w:hint="default"/>
           <w:lang w:val="ru-RU"/>
         </w:rPr>
-        <w:t>Введение</w:t>
-      </w:r>
-    </w:p>
-    <w:p>
-      <w:pPr>
-        <w:rPr>
-          <w:rFonts w:hint="default"/>
-          <w:lang w:val="ru-RU"/>
-        </w:rPr>
-      </w:pPr>
-      <w:r>
-        <w:rPr>
-          <w:rFonts w:hint="default"/>
-          <w:lang w:val="ru-RU"/>
-        </w:rPr>
-        <w:t xml:space="preserve">В данной инструкции рассматривается запуск совместной работы локализации и навигации для виртуальной модели робота </w:t>
-      </w:r>
-      <w:r>
-        <w:rPr>
-          <w:rFonts w:hint="default"/>
-          <w:lang w:val="en-US"/>
-        </w:rPr>
-        <w:t>jetbot_mirea</w:t>
-      </w:r>
-      <w:r>
-        <w:rPr>
-          <w:rFonts w:hint="default"/>
-          <w:lang w:val="ru-RU"/>
-        </w:rPr>
-        <w:t xml:space="preserve"> в среде симуляции Gazebo. Хотя локализацию можно использовать и отдельно, здесь она запускается в связке с навигацией: это позволяет роботу определять своё местоположение на карте и перемещаться в заданные точки.</w:t>
-      </w:r>
-    </w:p>
-    <w:p>
-      <w:pPr>
-        <w:rPr>
-          <w:rFonts w:hint="default"/>
-          <w:lang w:val="ru-RU"/>
-        </w:rPr>
-      </w:pPr>
-      <w:r>
-        <w:rPr>
-          <w:rFonts w:hint="default"/>
-          <w:lang w:val="ru-RU"/>
-        </w:rPr>
-        <w:t>Важно: Текущие параметры конфигурации не оптимизированы и служат лишь для демонстрации базовой работоспособности системы.</w:t>
-      </w:r>
-    </w:p>
-    <w:p>
-      <w:pPr>
-        <w:pStyle w:val="3"/>
-        <w:bidi w:val="0"/>
-        <w:rPr>
-          <w:rFonts w:hint="default"/>
-          <w:lang w:val="ru-RU"/>
-        </w:rPr>
-      </w:pPr>
-      <w:r>
-        <w:rPr>
-          <w:rFonts w:hint="default"/>
-          <w:lang w:val="ru-RU"/>
-        </w:rPr>
-        <w:t>На комтьютере-хосте</w:t>
-      </w:r>
-    </w:p>
-    <w:p>
-      <w:pPr>
-        <w:rPr>
-          <w:rFonts w:hint="default"/>
-          <w:lang w:val="ru-RU"/>
-        </w:rPr>
-      </w:pPr>
-      <w:r>
-        <w:rPr>
-          <w:rFonts w:hint="default"/>
-          <w:lang w:val="ru-RU"/>
-        </w:rPr>
-        <w:t>Компьютером-хостом может быть как Ваш компьютер, как и лабораторный ПК.</w:t>
-      </w:r>
-    </w:p>
-    <w:p>
-      <w:pPr>
-        <w:numPr>
-          <w:ilvl w:val="0"/>
-          <w:numId w:val="1"/>
-        </w:numPr>
-        <w:ind w:left="-9" w:leftChars="0" w:firstLine="9" w:firstLineChars="0"/>
-        <w:rPr>
-          <w:rFonts w:hint="default"/>
-          <w:lang w:val="ru-RU"/>
-        </w:rPr>
-      </w:pPr>
-      <w:r>
-        <w:rPr>
-          <w:rFonts w:hint="default"/>
-          <w:lang w:val="ru-RU"/>
-        </w:rPr>
-        <w:t>Необходимо</w:t>
-      </w:r>
-      <w:r>
-        <w:rPr>
-          <w:rFonts w:hint="default"/>
-          <w:lang w:val="en-US"/>
-        </w:rPr>
-        <w:t xml:space="preserve"> </w:t>
-      </w:r>
-      <w:r>
-        <w:rPr>
-          <w:rFonts w:hint="default"/>
-          <w:lang w:val="ru-RU"/>
-        </w:rPr>
-        <w:t>создать карту полигона с помощью стека картографирования из slam-toolbox</w:t>
-      </w:r>
-      <w:r>
-        <w:rPr>
-          <w:rFonts w:hint="default"/>
-          <w:lang w:val="en-US"/>
-        </w:rPr>
-        <w:t xml:space="preserve">. </w:t>
-      </w:r>
-      <w:r>
-        <w:rPr>
-          <w:rFonts w:hint="default"/>
-          <w:lang w:val="ru-RU"/>
-        </w:rPr>
-        <w:t>Как это сделать написано в «Коротких инструкциях» в файле «3_Как_запустить_режим_картографирования_для_симуляции.</w:t>
-      </w:r>
-      <w:r>
-        <w:rPr>
-          <w:rFonts w:hint="default"/>
-          <w:lang w:val="en-US"/>
-        </w:rPr>
-        <w:t>pdf</w:t>
-      </w:r>
-      <w:r>
-        <w:rPr>
-          <w:rFonts w:hint="default"/>
-          <w:lang w:val="ru-RU"/>
-        </w:rPr>
-        <w:t>».</w:t>
-      </w:r>
-      <w:r>
-        <w:rPr>
-          <w:rFonts w:hint="default"/>
-          <w:lang w:val="en-US"/>
-        </w:rPr>
-        <w:t xml:space="preserve"> </w:t>
-      </w:r>
-      <w:r>
-        <w:rPr>
-          <w:rFonts w:hint="default"/>
-          <w:lang w:val="ru-RU"/>
-        </w:rPr>
-        <w:t>Инструкцию необходимо выполнить полностью, в том числе сохранить карту и после пересобрать рабочую область, как это описано в п. 7 и 8, иначе карту</w:t>
-      </w:r>
-      <w:bookmarkStart w:id="1" w:name="_GoBack"/>
-      <w:bookmarkEnd w:id="1"/>
-      <w:r>
-        <w:rPr>
-          <w:rFonts w:hint="default"/>
-          <w:lang w:val="ru-RU"/>
-        </w:rPr>
-        <w:t xml:space="preserve"> нельзя будет использовать для автономной навигации.</w:t>
-      </w:r>
-    </w:p>
-    <w:p>
-      <w:pPr>
-        <w:numPr>
-          <w:ilvl w:val="0"/>
-          <w:numId w:val="1"/>
-        </w:numPr>
-        <w:ind w:left="-9" w:leftChars="0" w:firstLine="9" w:firstLineChars="0"/>
-        <w:rPr>
-          <w:rFonts w:hint="default"/>
-          <w:lang w:val="ru-RU"/>
-        </w:rPr>
-      </w:pPr>
-      <w:r>
-        <w:rPr>
-          <w:rFonts w:hint="default"/>
-          <w:lang w:val="ru-RU"/>
-        </w:rPr>
-        <w:t>Закройте все окна терминалов и приложений, которые открывались системой или Вами при выполнении п. 1 данной инструкции.</w:t>
-      </w:r>
-    </w:p>
-    <w:p>
-      <w:pPr>
-        <w:numPr>
-          <w:ilvl w:val="0"/>
-          <w:numId w:val="1"/>
-        </w:numPr>
-        <w:ind w:left="-9" w:leftChars="0" w:firstLine="9" w:firstLineChars="0"/>
-        <w:rPr>
-          <w:rFonts w:hint="default"/>
-          <w:lang w:val="ru-RU"/>
-        </w:rPr>
-      </w:pPr>
-      <w:r>
-        <w:rPr>
-          <w:rFonts w:hint="default"/>
-          <w:lang w:val="ru-RU"/>
-        </w:rPr>
-        <w:t xml:space="preserve">Запустите симуляцию робота jetbot_mirea в среде моделирования Gazebo. Запуск симуляции аналогичен тому, что написан в  «Коротких инструкциях» в файле «1_Как_запустить_симуляцию.pdf», без выполнения дополнений, но с другим аргументом для </w:t>
-      </w:r>
-      <w:r>
-        <w:rPr>
-          <w:rFonts w:hint="default"/>
-          <w:lang w:val="en-US"/>
-        </w:rPr>
-        <w:t>launch</w:t>
-      </w:r>
-      <w:r>
-        <w:rPr>
-          <w:rFonts w:hint="default"/>
-          <w:lang w:val="ru-RU"/>
-        </w:rPr>
-        <w:t>-файла. Откройте новый терминал и выполните команду (команда вводится в одной строке):</w:t>
-      </w:r>
-    </w:p>
-    <w:p>
-      <w:pPr>
-        <w:pStyle w:val="20"/>
-        <w:bidi w:val="0"/>
-        <w:rPr>
-          <w:rFonts w:hint="default"/>
-          <w:sz w:val="22"/>
-          <w:szCs w:val="20"/>
-          <w:lang w:val="ru-RU"/>
-        </w:rPr>
-      </w:pPr>
-      <w:r>
-        <w:rPr>
-          <w:rFonts w:hint="default"/>
-          <w:sz w:val="22"/>
-          <w:szCs w:val="20"/>
-          <w:vertAlign w:val="baseline"/>
-          <w:lang w:val="en-US"/>
-        </w:rPr>
-        <w:t>ros2 launch jetbot_mirea_description gazebo.launch.py world_id:='navigation_2'</w:t>
+        <w:t>Необходимые условия</w:t>
       </w:r>
     </w:p>
     <w:p>
@@ -366,49 +204,18 @@
           <w:numId w:val="1"/>
         </w:numPr>
         <w:bidi w:val="0"/>
-        <w:ind w:left="-9" w:leftChars="0" w:firstLine="9" w:firstLineChars="0"/>
-        <w:rPr>
-          <w:rFonts w:hint="default"/>
-          <w:lang w:val="en-US"/>
-        </w:rPr>
-      </w:pPr>
-      <w:r>
-        <w:rPr>
-          <w:rFonts w:hint="default"/>
-          <w:lang w:val="ru-RU"/>
-        </w:rPr>
-        <w:t>Запустите фильтр лидара</w:t>
-      </w:r>
-      <w:r>
-        <w:rPr>
-          <w:rFonts w:hint="default"/>
-          <w:lang w:val="en-US"/>
-        </w:rPr>
-        <w:t xml:space="preserve"> </w:t>
-      </w:r>
-      <w:r>
-        <w:rPr>
-          <w:rFonts w:hint="default"/>
-          <w:lang w:val="ru-RU"/>
-        </w:rPr>
-        <w:t>(ограничивает лидарный скан таким же образом, как сделано для реального робота). Для  этого откройте новый терминал и выполните команду:</w:t>
-      </w:r>
-    </w:p>
-    <w:p>
-      <w:pPr>
-        <w:pStyle w:val="20"/>
-        <w:bidi w:val="0"/>
-        <w:rPr>
-          <w:rFonts w:hint="default"/>
-          <w:lang w:val="ru-RU"/>
-        </w:rPr>
-      </w:pPr>
-      <w:r>
-        <w:rPr>
-          <w:rFonts w:hint="default"/>
-          <w:lang w:val="en-US"/>
-        </w:rPr>
-        <w:t xml:space="preserve">ros2 launch lidar_filter filter.launch.py </w:t>
+        <w:ind w:left="420" w:leftChars="0" w:hanging="420" w:firstLineChars="0"/>
+        <w:rPr>
+          <w:rFonts w:hint="default"/>
+          <w:lang w:val="ru-RU"/>
+        </w:rPr>
+      </w:pPr>
+      <w:r>
+        <w:rPr>
+          <w:rFonts w:hint="default"/>
+          <w:lang w:val="ru-RU"/>
+        </w:rPr>
+        <w:t>Выполнен шаг [A1] – развёртывание репозитория с ПО.</w:t>
       </w:r>
     </w:p>
     <w:p>
@@ -417,53 +224,19 @@
           <w:ilvl w:val="0"/>
           <w:numId w:val="1"/>
         </w:numPr>
-        <w:ind w:left="-9" w:leftChars="0" w:firstLine="9" w:firstLineChars="0"/>
-        <w:rPr>
-          <w:rFonts w:hint="default"/>
-          <w:lang w:val="ru-RU"/>
-        </w:rPr>
-      </w:pPr>
-      <w:r>
-        <w:rPr>
-          <w:rFonts w:hint="default"/>
-          <w:lang w:val="ru-RU"/>
-        </w:rPr>
-        <w:t xml:space="preserve">Запустите map-сервер для подгрузки карты и локализатор. Для  </w:t>
-      </w:r>
-      <w:r>
-        <w:rPr>
-          <w:rFonts w:hint="default"/>
-          <w:lang w:val="ru-RU"/>
-        </w:rPr>
-        <w:tab/>
-      </w:r>
-      <w:r>
-        <w:rPr>
-          <w:rFonts w:hint="default"/>
-          <w:lang w:val="ru-RU"/>
-        </w:rPr>
-        <w:t>этого откройте новый терминал и выполните команду:</w:t>
-      </w:r>
-    </w:p>
-    <w:p>
-      <w:pPr>
-        <w:pStyle w:val="20"/>
         <w:bidi w:val="0"/>
-        <w:rPr>
-          <w:rFonts w:hint="default"/>
-          <w:sz w:val="20"/>
-          <w:szCs w:val="16"/>
-          <w:lang w:val="ru-RU"/>
-        </w:rPr>
-      </w:pPr>
-      <w:r>
-        <w:rPr>
-          <w:rFonts w:hint="default"/>
-          <w:sz w:val="20"/>
-          <w:szCs w:val="16"/>
-          <w:lang w:val="ru-RU"/>
-        </w:rPr>
-        <w:t>ros2 launch completed_scripts_jetbot load_map.launch.py config_choice:='2'</w:t>
+        <w:ind w:left="420" w:leftChars="0" w:hanging="420" w:firstLineChars="0"/>
+        <w:rPr>
+          <w:rFonts w:hint="default"/>
+          <w:lang w:val="ru-RU"/>
+        </w:rPr>
+      </w:pPr>
+      <w:r>
+        <w:rPr>
+          <w:rFonts w:hint="default"/>
+          <w:lang w:val="ru-RU"/>
+        </w:rPr>
+        <w:t>Установлены все зависимости для симуляции.</w:t>
       </w:r>
     </w:p>
     <w:p>
@@ -472,6 +245,82 @@
           <w:ilvl w:val="0"/>
           <w:numId w:val="1"/>
         </w:numPr>
+        <w:bidi w:val="0"/>
+        <w:ind w:left="420" w:leftChars="0" w:hanging="420" w:firstLineChars="0"/>
+        <w:rPr>
+          <w:rFonts w:hint="default"/>
+          <w:lang w:val="ru-RU"/>
+        </w:rPr>
+      </w:pPr>
+      <w:r>
+        <w:rPr>
+          <w:rFonts w:hint="default"/>
+          <w:b/>
+          <w:bCs/>
+          <w:lang w:val="ru-RU"/>
+        </w:rPr>
+        <w:t xml:space="preserve">Обязательно </w:t>
+      </w:r>
+      <w:r>
+        <w:rPr>
+          <w:rFonts w:hint="default"/>
+          <w:lang w:val="ru-RU"/>
+        </w:rPr>
+        <w:t>выполнен шаг [S2] – картографирование в симуляции (S2_Картографирование_в_симуляции.pdf). Карта сохранена и рабочее пространство пересобрано (см. п. 6–7 инструкции S2).</w:t>
+      </w:r>
+    </w:p>
+    <w:p>
+      <w:pPr>
+        <w:numPr>
+          <w:ilvl w:val="0"/>
+          <w:numId w:val="1"/>
+        </w:numPr>
+        <w:bidi w:val="0"/>
+        <w:ind w:left="420" w:leftChars="0" w:hanging="420" w:firstLineChars="0"/>
+        <w:rPr>
+          <w:rFonts w:hint="default"/>
+          <w:lang w:val="ru-RU"/>
+        </w:rPr>
+      </w:pPr>
+      <w:r>
+        <w:rPr>
+          <w:rFonts w:hint="default"/>
+          <w:lang w:val="ru-RU"/>
+        </w:rPr>
+        <w:t>Рабочее пространство jetbot_ws подгружено.</w:t>
+      </w:r>
+    </w:p>
+    <w:p>
+      <w:pPr>
+        <w:rPr>
+          <w:rFonts w:hint="default"/>
+          <w:lang w:val="ru-RU"/>
+        </w:rPr>
+      </w:pPr>
+    </w:p>
+    <w:p>
+      <w:pPr>
+        <w:pStyle w:val="2"/>
+        <w:bidi w:val="0"/>
+        <w:rPr>
+          <w:rFonts w:hint="default"/>
+          <w:lang w:val="ru-RU"/>
+        </w:rPr>
+      </w:pPr>
+      <w:r>
+        <w:rPr>
+          <w:rFonts w:hint="default"/>
+          <w:lang w:val="ru-RU"/>
+        </w:rPr>
+        <w:t>Пошаговая инструкция</w:t>
+      </w:r>
+    </w:p>
+    <w:p>
+      <w:pPr>
+        <w:numPr>
+          <w:ilvl w:val="0"/>
+          <w:numId w:val="2"/>
+        </w:numPr>
         <w:ind w:left="-9" w:leftChars="0" w:firstLine="9" w:firstLineChars="0"/>
         <w:rPr>
           <w:rFonts w:hint="default"/>
@@ -483,21 +332,293 @@
           <w:rFonts w:hint="default"/>
           <w:lang w:val="ru-RU"/>
         </w:rPr>
-        <w:t xml:space="preserve">В </w:t>
-      </w:r>
-      <w:r>
-        <w:rPr>
-          <w:rFonts w:hint="default"/>
-          <w:lang w:val="en-US"/>
-        </w:rPr>
-        <w:t xml:space="preserve">Rviz </w:t>
-      </w:r>
-      <w:r>
-        <w:rPr>
-          <w:rFonts w:hint="default"/>
-          <w:lang w:val="ru-RU"/>
-        </w:rPr>
-        <w:t>появится карта, которую вы создали и сохранили, но модель робота не будет отображаться. Эта ситуация изображена на рисунке 1.</w:t>
+        <w:t>Закройте все предыдущие терминалы.</w:t>
+      </w:r>
+    </w:p>
+    <w:p>
+      <w:pPr>
+        <w:numPr>
+          <w:numId w:val="0"/>
+        </w:numPr>
+        <w:ind w:leftChars="0"/>
+        <w:rPr>
+          <w:rFonts w:hint="default"/>
+          <w:lang w:val="ru-RU"/>
+        </w:rPr>
+      </w:pPr>
+      <w:r>
+        <w:rPr>
+          <w:rFonts w:hint="default"/>
+          <w:lang w:val="ru-RU"/>
+        </w:rPr>
+        <w:t>Убедитесь, что не запущены старые экземпляры симуляции, картографирования и т.п., чтобы избежать конфликтов.</w:t>
+      </w:r>
+    </w:p>
+    <w:p>
+      <w:pPr>
+        <w:numPr>
+          <w:numId w:val="0"/>
+        </w:numPr>
+        <w:ind w:leftChars="0"/>
+        <w:rPr>
+          <w:rFonts w:hint="default"/>
+          <w:lang w:val="ru-RU"/>
+        </w:rPr>
+      </w:pPr>
+    </w:p>
+    <w:p>
+      <w:pPr>
+        <w:numPr>
+          <w:ilvl w:val="0"/>
+          <w:numId w:val="2"/>
+        </w:numPr>
+        <w:ind w:left="-9" w:leftChars="0" w:firstLine="9" w:firstLineChars="0"/>
+        <w:rPr>
+          <w:rFonts w:hint="default"/>
+          <w:lang w:val="ru-RU"/>
+        </w:rPr>
+      </w:pPr>
+      <w:r>
+        <w:rPr>
+          <w:rFonts w:hint="default"/>
+          <w:lang w:val="ru-RU"/>
+        </w:rPr>
+        <w:t xml:space="preserve"> Запустите симуляцию. Откройте новый терминал и выполните команду (команда вводится в одной строке):</w:t>
+      </w:r>
+    </w:p>
+    <w:p>
+      <w:pPr>
+        <w:pStyle w:val="20"/>
+        <w:bidi w:val="0"/>
+        <w:rPr>
+          <w:rFonts w:hint="default"/>
+          <w:sz w:val="22"/>
+          <w:szCs w:val="20"/>
+          <w:lang w:val="ru-RU"/>
+        </w:rPr>
+      </w:pPr>
+      <w:r>
+        <w:rPr>
+          <w:rFonts w:hint="default"/>
+          <w:sz w:val="22"/>
+          <w:szCs w:val="20"/>
+          <w:vertAlign w:val="baseline"/>
+          <w:lang w:val="en-US"/>
+        </w:rPr>
+        <w:t>ros2 launch jetbot_mirea_description gazebo.launch.py world_id:='navigation_2'</w:t>
+      </w:r>
+    </w:p>
+    <w:p>
+      <w:pPr>
+        <w:numPr>
+          <w:numId w:val="0"/>
+        </w:numPr>
+        <w:bidi w:val="0"/>
+        <w:ind w:leftChars="0" w:firstLine="720" w:firstLineChars="0"/>
+        <w:rPr>
+          <w:rFonts w:hint="default"/>
+          <w:lang w:val="en-US"/>
+        </w:rPr>
+      </w:pPr>
+      <w:r>
+        <w:rPr>
+          <w:rFonts w:hint="default"/>
+          <w:lang w:val="en-US"/>
+        </w:rPr>
+        <w:t>Дождитесь полной загрузки Gazebo и Rviz.</w:t>
+      </w:r>
+    </w:p>
+    <w:p>
+      <w:pPr>
+        <w:numPr>
+          <w:numId w:val="0"/>
+        </w:numPr>
+        <w:bidi w:val="0"/>
+        <w:ind w:leftChars="0" w:firstLine="720" w:firstLineChars="0"/>
+        <w:rPr>
+          <w:rFonts w:hint="default"/>
+          <w:lang w:val="en-US"/>
+        </w:rPr>
+      </w:pPr>
+    </w:p>
+    <w:p>
+      <w:pPr>
+        <w:numPr>
+          <w:ilvl w:val="0"/>
+          <w:numId w:val="2"/>
+        </w:numPr>
+        <w:bidi w:val="0"/>
+        <w:ind w:left="-9" w:leftChars="0" w:firstLine="9" w:firstLineChars="0"/>
+        <w:rPr>
+          <w:rFonts w:hint="default"/>
+          <w:lang w:val="ru-RU"/>
+        </w:rPr>
+      </w:pPr>
+      <w:r>
+        <w:rPr>
+          <w:rFonts w:hint="default"/>
+          <w:lang w:val="ru-RU"/>
+        </w:rPr>
+        <w:t>Запустите фильтр лидара.</w:t>
+      </w:r>
+      <w:r>
+        <w:rPr>
+          <w:rFonts w:hint="default"/>
+          <w:lang w:val="en-US"/>
+        </w:rPr>
+        <w:t xml:space="preserve"> </w:t>
+      </w:r>
+      <w:r>
+        <w:rPr>
+          <w:rFonts w:hint="default"/>
+          <w:lang w:val="ru-RU"/>
+        </w:rPr>
+        <w:t>В новом терминале выполните:</w:t>
+      </w:r>
+    </w:p>
+    <w:p>
+      <w:pPr>
+        <w:pStyle w:val="20"/>
+        <w:bidi w:val="0"/>
+        <w:rPr>
+          <w:rFonts w:hint="default"/>
+          <w:lang w:val="en-US"/>
+        </w:rPr>
+      </w:pPr>
+      <w:r>
+        <w:rPr>
+          <w:rFonts w:hint="default"/>
+          <w:lang w:val="en-US"/>
+        </w:rPr>
+        <w:t xml:space="preserve">ros2 launch lidar_filter filter.launch.py </w:t>
+      </w:r>
+    </w:p>
+    <w:p>
+      <w:pPr>
+        <w:bidi w:val="0"/>
+        <w:rPr>
+          <w:rFonts w:hint="default"/>
+          <w:lang w:val="ru-RU"/>
+        </w:rPr>
+      </w:pPr>
+      <w:r>
+        <w:rPr>
+          <w:rFonts w:hint="default"/>
+          <w:lang w:val="ru-RU"/>
+        </w:rPr>
+        <w:t>Фильтр ограничивает угол обзора лидара, чтобы робот не видел собственные части.</w:t>
+      </w:r>
+    </w:p>
+    <w:p>
+      <w:pPr>
+        <w:bidi w:val="0"/>
+        <w:rPr>
+          <w:rFonts w:hint="default"/>
+          <w:lang w:val="ru-RU"/>
+        </w:rPr>
+      </w:pPr>
+    </w:p>
+    <w:p>
+      <w:pPr>
+        <w:numPr>
+          <w:ilvl w:val="0"/>
+          <w:numId w:val="2"/>
+        </w:numPr>
+        <w:ind w:left="-9" w:leftChars="0" w:firstLine="9" w:firstLineChars="0"/>
+        <w:rPr>
+          <w:rFonts w:hint="default"/>
+          <w:lang w:val="ru-RU"/>
+        </w:rPr>
+      </w:pPr>
+      <w:r>
+        <w:rPr>
+          <w:rFonts w:hint="default"/>
+          <w:lang w:val="ru-RU"/>
+        </w:rPr>
+        <w:t xml:space="preserve">Запустите map-сервер для подгрузки карты и локализацию. Для  </w:t>
+      </w:r>
+      <w:r>
+        <w:rPr>
+          <w:rFonts w:hint="default"/>
+          <w:lang w:val="ru-RU"/>
+        </w:rPr>
+        <w:tab/>
+      </w:r>
+      <w:r>
+        <w:rPr>
+          <w:rFonts w:hint="default"/>
+          <w:lang w:val="ru-RU"/>
+        </w:rPr>
+        <w:t>этого откройте новый терминал и выполните команду:</w:t>
+      </w:r>
+    </w:p>
+    <w:p>
+      <w:pPr>
+        <w:pStyle w:val="20"/>
+        <w:bidi w:val="0"/>
+        <w:rPr>
+          <w:rFonts w:hint="default"/>
+          <w:sz w:val="20"/>
+          <w:szCs w:val="16"/>
+          <w:lang w:val="ru-RU"/>
+        </w:rPr>
+      </w:pPr>
+      <w:r>
+        <w:rPr>
+          <w:rFonts w:hint="default"/>
+          <w:sz w:val="20"/>
+          <w:szCs w:val="16"/>
+          <w:lang w:val="ru-RU"/>
+        </w:rPr>
+        <w:t>ros2 launch completed_scripts_jetbot load_map.launch.py config_choice:='2'</w:t>
+      </w:r>
+    </w:p>
+    <w:p>
+      <w:pPr>
+        <w:numPr>
+          <w:numId w:val="0"/>
+        </w:numPr>
+        <w:ind w:leftChars="0"/>
+        <w:rPr>
+          <w:rFonts w:hint="default"/>
+          <w:lang w:val="ru-RU"/>
+        </w:rPr>
+      </w:pPr>
+    </w:p>
+    <w:p>
+      <w:pPr>
+        <w:numPr>
+          <w:ilvl w:val="0"/>
+          <w:numId w:val="2"/>
+        </w:numPr>
+        <w:ind w:left="-9" w:leftChars="0" w:firstLine="9" w:firstLineChars="0"/>
+        <w:rPr>
+          <w:rFonts w:hint="default"/>
+          <w:lang w:val="ru-RU"/>
+        </w:rPr>
+      </w:pPr>
+      <w:r>
+        <w:rPr>
+          <w:rFonts w:hint="default"/>
+          <w:lang w:val="ru-RU"/>
+        </w:rPr>
+        <w:t xml:space="preserve">Параметр </w:t>
+      </w:r>
+      <w:r>
+        <w:rPr>
+          <w:rFonts w:hint="default"/>
+          <w:i/>
+          <w:iCs/>
+          <w:lang w:val="ru-RU"/>
+        </w:rPr>
+        <w:t>config_choice:=2</w:t>
+      </w:r>
+      <w:r>
+        <w:rPr>
+          <w:rFonts w:hint="default"/>
+          <w:lang w:val="ru-RU"/>
+        </w:rPr>
+        <w:t xml:space="preserve"> указывает на использование конфигурации для симуляции. В Rviz должна появиться загруженная карта, но модель робота пока не отображается (см. рисунок 1).</w:t>
       </w:r>
     </w:p>
     <w:p>
@@ -768,7 +889,7 @@
       <w:pPr>
         <w:numPr>
           <w:ilvl w:val="0"/>
-          <w:numId w:val="1"/>
+          <w:numId w:val="2"/>
         </w:numPr>
         <w:ind w:left="-9" w:leftChars="0" w:firstLine="9" w:firstLineChars="0"/>
         <w:rPr>
@@ -1327,7 +1448,7 @@
       <w:pPr>
         <w:numPr>
           <w:ilvl w:val="0"/>
-          <w:numId w:val="1"/>
+          <w:numId w:val="2"/>
         </w:numPr>
         <w:ind w:left="-9" w:leftChars="0" w:firstLine="9" w:firstLineChars="0"/>
         <w:rPr>
@@ -1393,8 +1514,21 @@
     <w:p>
       <w:pPr>
         <w:numPr>
+          <w:numId w:val="0"/>
+        </w:numPr>
+        <w:bidi w:val="0"/>
+        <w:ind w:leftChars="0"/>
+        <w:rPr>
+          <w:rFonts w:hint="default"/>
+          <w:lang w:val="ru-RU"/>
+        </w:rPr>
+      </w:pPr>
+    </w:p>
+    <w:p>
+      <w:pPr>
+        <w:numPr>
           <w:ilvl w:val="0"/>
-          <w:numId w:val="1"/>
+          <w:numId w:val="2"/>
         </w:numPr>
         <w:bidi w:val="0"/>
         <w:ind w:left="-9" w:leftChars="0" w:firstLine="9" w:firstLineChars="0"/>
@@ -1563,7 +1697,16 @@
           <w:rFonts w:hint="default"/>
           <w:lang w:val="ru-RU"/>
         </w:rPr>
-        <w:t>Этот инструмент работает так же как  «2D pose Estimate». То есть для задания целевой точки вам нужно выбрать любую точку на карте, нажать и с нажатой левой кнопкой мыши ориентировать стрелку и отпустить. Появится зелёная линия ведущая к Вашей точке и робот будет двигаться по ней, как изображено на рисунке 7.</w:t>
+        <w:t xml:space="preserve">Этот инструмент работает так же как  «2D pose Estimate». То есть для задания целевой точки вам нужно выбрать любую точку на карте, нажать и с нажатой левой кнопкой мыши ориентировать стрелку и отпустить. Появится зелёная </w:t>
+      </w:r>
+      <w:bookmarkStart w:id="1" w:name="_GoBack"/>
+      <w:bookmarkEnd w:id="1"/>
+      <w:r>
+        <w:rPr>
+          <w:rFonts w:hint="default"/>
+          <w:lang w:val="ru-RU"/>
+        </w:rPr>
+        <w:t>линия ведущая к Вашей точке и робот будет двигаться по ней, как изображено на рисунке 7.</w:t>
       </w:r>
     </w:p>
     <w:p>
@@ -2344,7 +2487,32 @@
       </w:pPr>
     </w:lvl>
   </w:abstractNum>
+  <w:abstractNum w:abstractNumId="1">
+    <w:nsid w:val="E37F0AFA"/>
+    <w:multiLevelType w:val="singleLevel"/>
+    <w:tmpl w:val="E37F0AFA"/>
+    <w:lvl w:ilvl="0" w:tentative="0">
+      <w:start w:val="1"/>
+      <w:numFmt w:val="bullet"/>
+      <w:lvlText w:val=""/>
+      <w:lvlJc w:val="left"/>
+      <w:pPr>
+        <w:tabs>
+          <w:tab w:val="left" w:pos="420"/>
+        </w:tabs>
+        <w:ind w:left="420" w:leftChars="0" w:hanging="420" w:firstLineChars="0"/>
+      </w:pPr>
+      <w:rPr>
+        <w:rFonts w:hint="default" w:ascii="Wingdings" w:hAnsi="Wingdings"/>
+        <w:sz w:val="18"/>
+        <w:szCs w:val="18"/>
+      </w:rPr>
+    </w:lvl>
+  </w:abstractNum>
   <w:num w:numId="1">
+    <w:abstractNumId w:val="1"/>
+  </w:num>
+  <w:num w:numId="2">
     <w:abstractNumId w:val="0"/>
   </w:num>
 </w:numbering>
